--- a/Lab18_EU_AI_Act/eu_act_approval_pack.docx
+++ b/Lab18_EU_AI_Act/eu_act_approval_pack.docx
@@ -9,8 +9,14 @@
           <w:ilvl w:val="0"/>
           <w:numId w:val="0"/>
         </w:numPr>
-      </w:pPr>
-      <w:r>
+        <w:rPr>
+          <w:lang w:val="en-US"/>
+        </w:rPr>
+      </w:pPr>
+      <w:r>
+        <w:rPr>
+          <w:lang w:val="en-US"/>
+        </w:rPr>
         <w:t>EU AI ACT APPROVAL PACK – CARLOS MARTINEZ BOTO</w:t>
       </w:r>
     </w:p>
@@ -40,16 +46,19 @@
     </w:p>
     <w:p>
       <w:r>
-        <w:t>A natural language processing model scans internal emails, chat logs,</w:t>
-      </w:r>
-      <w:r>
-        <w:t xml:space="preserve"> survey responses,</w:t>
-      </w:r>
-      <w:r>
-        <w:t xml:space="preserve"> and collaboration tools to classify employees into “risk categories” related to activism, political alignment, or likelihood of union participation. </w:t>
-      </w:r>
-      <w:r>
-        <w:t xml:space="preserve">It is then used to determine </w:t>
+        <w:t xml:space="preserve">A natural language processing model scans internal emails, chat logs, survey responses, and collaboration tools to classify employees into “risk categories” related to activism, political alignment, or likelihood of union participation. </w:t>
+      </w:r>
+      <w:r>
+        <w:t>It then</w:t>
+      </w:r>
+      <w:r>
+        <w:t xml:space="preserve"> determine</w:t>
+      </w:r>
+      <w:r>
+        <w:t>s</w:t>
+      </w:r>
+      <w:r>
+        <w:t xml:space="preserve"> </w:t>
       </w:r>
       <w:r>
         <w:t>promotions or dismissals</w:t>
@@ -78,20 +87,13 @@
           <w:b/>
           <w:bCs/>
         </w:rPr>
-        <w:t>eny and redesign</w:t>
-      </w:r>
-      <w:r>
-        <w:rPr>
-          <w:b/>
-          <w:bCs/>
-        </w:rPr>
-        <w:t>.</w:t>
+        <w:t>eny and redesign.</w:t>
       </w:r>
       <w:r>
         <w:t xml:space="preserve"> </w:t>
       </w:r>
       <w:r>
-        <w:t>This would likely violate EU AI Act prohibitions relating to manipulation, discrimination, and unlawful processing of sensitive personal data.</w:t>
+        <w:t>This would violate EU AI Act prohibitions relating to manipulation, discrimination, and unlawful processing of sensitive personal data.</w:t>
       </w:r>
     </w:p>
     <w:p>
@@ -149,8 +151,14 @@
     <w:p>
       <w:pPr>
         <w:pStyle w:val="Estilo1"/>
-      </w:pPr>
-      <w:r>
+        <w:rPr>
+          <w:lang w:val="en-US"/>
+        </w:rPr>
+      </w:pPr>
+      <w:r>
+        <w:rPr>
+          <w:lang w:val="en-US"/>
+        </w:rPr>
         <w:t>Formal risk management and testing procedures</w:t>
       </w:r>
     </w:p>
@@ -158,31 +166,67 @@
       <w:pPr>
         <w:pStyle w:val="Estilo1"/>
       </w:pPr>
-      <w:r>
-        <w:t>Continuous human oversight capability</w:t>
-      </w:r>
+      <w:proofErr w:type="spellStart"/>
+      <w:r>
+        <w:t>Continuous</w:t>
+      </w:r>
+      <w:proofErr w:type="spellEnd"/>
+      <w:r>
+        <w:t xml:space="preserve"> human </w:t>
+      </w:r>
+      <w:proofErr w:type="spellStart"/>
+      <w:r>
+        <w:t>oversight</w:t>
+      </w:r>
+      <w:proofErr w:type="spellEnd"/>
+      <w:r>
+        <w:t xml:space="preserve"> </w:t>
+      </w:r>
+      <w:proofErr w:type="spellStart"/>
+      <w:r>
+        <w:t>capability</w:t>
+      </w:r>
+      <w:proofErr w:type="spellEnd"/>
     </w:p>
     <w:p>
       <w:pPr>
         <w:pStyle w:val="Estilo1"/>
-      </w:pPr>
-      <w:r>
+        <w:rPr>
+          <w:lang w:val="en-US"/>
+        </w:rPr>
+      </w:pPr>
+      <w:r>
+        <w:rPr>
+          <w:lang w:val="en-US"/>
+        </w:rPr>
         <w:t>Full logging and traceability of AI decisions</w:t>
       </w:r>
     </w:p>
     <w:p>
       <w:pPr>
         <w:pStyle w:val="Estilo1"/>
-      </w:pPr>
-      <w:r>
+        <w:rPr>
+          <w:lang w:val="en-US"/>
+        </w:rPr>
+      </w:pPr>
+      <w:r>
+        <w:rPr>
+          <w:lang w:val="en-US"/>
+        </w:rPr>
         <w:t>Independent safety audits and cybersecurity testing</w:t>
       </w:r>
     </w:p>
     <w:p>
       <w:pPr>
         <w:pStyle w:val="Estilo1"/>
-      </w:pPr>
-      <w:r>
+        <w:rPr>
+          <w:lang w:val="en-US"/>
+        </w:rPr>
+      </w:pPr>
+      <w:r>
+        <w:rPr>
+          <w:lang w:val="en-US"/>
+        </w:rPr>
         <w:t>Fallback manual signaling procedures in case of system failure</w:t>
       </w:r>
     </w:p>
@@ -354,10 +398,7 @@
         <w:t xml:space="preserve">inputs such as </w:t>
       </w:r>
       <w:r>
-        <w:t>e</w:t>
-      </w:r>
-      <w:r>
-        <w:t>xisting marketing templates</w:t>
+        <w:t>existing marketing templates</w:t>
       </w:r>
       <w:r>
         <w:t>, d</w:t>
@@ -1970,6 +2011,7 @@
   <w:style w:type="character" w:default="1" w:styleId="Fuentedeprrafopredeter">
     <w:name w:val="Default Paragraph Font"/>
     <w:uiPriority w:val="1"/>
+    <w:semiHidden/>
     <w:unhideWhenUsed/>
   </w:style>
   <w:style w:type="table" w:default="1" w:styleId="Tablanormal">
